--- a/verticales/sector/plantilla.docx
+++ b/verticales/sector/plantilla.docx
@@ -8740,6 +8740,46 @@
       <w:color w:val="1F3A5F"/>
       <w:sz w:val="23"/>
       <w:szCs w:val="23"/>
+    </w:rPr>
+  </w:style>
+  <w:style w:type="paragraph" w:styleId="Parte">
+    <w:name w:val="Parte"/>
+    <w:basedOn w:val="Normal"/>
+    <w:next w:val="Normal"/>
+    <w:pPr>
+      <w:keepNext/>
+      <w:pBdr>
+        <w:bottom w:val="single" w:color="2A78D6" w:sz="12" w:space="6"/>
+      </w:pBdr>
+      <w:spacing w:after="400" w:before="2400"/>
+      <w:outlineLvl w:val="0"/>
+    </w:pPr>
+    <w:rPr>
+      <w:rFonts w:ascii="Calibri" w:cs="Calibri" w:eastAsia="Calibri" w:hAnsi="Calibri"/>
+      <w:b/>
+      <w:bCs/>
+      <w:color w:val="2A78D6"/>
+      <w:sz w:val="40"/>
+      <w:szCs w:val="40"/>
+    </w:rPr>
+  </w:style>
+  <w:style w:type="paragraph" w:styleId="Aviso">
+    <w:name w:val="Aviso"/>
+    <w:basedOn w:val="Normal"/>
+    <w:next w:val="Normal"/>
+    <w:pPr>
+      <w:pBdr>
+        <w:left w:val="single" w:color="D9772E" w:sz="24" w:space="8"/>
+      </w:pBdr>
+      <w:spacing w:after="200" w:before="120"/>
+      <w:ind w:left="200"/>
+    </w:pPr>
+    <w:rPr>
+      <w:b/>
+      <w:bCs/>
+      <w:color w:val="A3470F"/>
+      <w:sz w:val="19"/>
+      <w:szCs w:val="19"/>
     </w:rPr>
   </w:style>
   <w:style w:type="paragraph" w:styleId="Confianza">

--- a/verticales/sector/plantilla.docx
+++ b/verticales/sector/plantilla.docx
@@ -701,7 +701,7 @@
                 <w:sz w:val="16"/>
                 <w:szCs w:val="16"/>
               </w:rPr>
-              <w:t xml:space="preserve">Códigos de clasificación</w:t>
+              <w:t xml:space="preserve">{{?identificacion.codigos}}Códigos de clasificación</w:t>
             </w:r>
           </w:p>
         </w:tc>
@@ -775,7 +775,7 @@
                 <w:sz w:val="16"/>
                 <w:szCs w:val="16"/>
               </w:rPr>
-              <w:t xml:space="preserve">Ámbito geográfico</w:t>
+              <w:t xml:space="preserve">{{?identificacion.ambito}}Ámbito geográfico</w:t>
             </w:r>
           </w:p>
         </w:tc>
@@ -927,7 +927,7 @@
                 <w:sz w:val="16"/>
                 <w:szCs w:val="16"/>
               </w:rPr>
-              <w:t xml:space="preserve">Tamaño ({{mercado.anio_base}})</w:t>
+              <w:t xml:space="preserve">{{?mercado.tamano_actual}}Tamaño ({{mercado.anio_base}})</w:t>
             </w:r>
           </w:p>
         </w:tc>
@@ -996,7 +996,7 @@
                 <w:sz w:val="16"/>
                 <w:szCs w:val="16"/>
               </w:rPr>
-              <w:t xml:space="preserve">Medida</w:t>
+              <w:t xml:space="preserve">{{?mercado.medida}}Medida</w:t>
             </w:r>
           </w:p>
         </w:tc>
@@ -1070,7 +1070,7 @@
                 <w:sz w:val="16"/>
                 <w:szCs w:val="16"/>
               </w:rPr>
-              <w:t xml:space="preserve">TCAC histórico ({{mercado.periodo_historico}})</w:t>
+              <w:t xml:space="preserve">{{?mercado.tcac_historico_pct}}TCAC histórico ({{mercado.periodo_historico}})</w:t>
             </w:r>
           </w:p>
         </w:tc>
@@ -1139,7 +1139,7 @@
                 <w:sz w:val="16"/>
                 <w:szCs w:val="16"/>
               </w:rPr>
-              <w:t xml:space="preserve">TCAC previsto ({{mercado.periodo_previsto}})</w:t>
+              <w:t xml:space="preserve">{{?mercado.tcac_previsto_pct}}TCAC previsto ({{mercado.periodo_previsto}})</w:t>
             </w:r>
           </w:p>
         </w:tc>
@@ -2787,7 +2787,7 @@
                 <w:sz w:val="16"/>
                 <w:szCs w:val="16"/>
               </w:rPr>
-              <w:t xml:space="preserve">Estructura</w:t>
+              <w:t xml:space="preserve">{{?competencia.estructura}}Estructura</w:t>
             </w:r>
           </w:p>
         </w:tc>
@@ -2856,7 +2856,7 @@
                 <w:sz w:val="16"/>
                 <w:szCs w:val="16"/>
               </w:rPr>
-              <w:t xml:space="preserve">Cuota de los 5 primeros (CR5)</w:t>
+              <w:t xml:space="preserve">{{?competencia.cr5_pct}}Cuota de los 5 primeros (CR5)</w:t>
             </w:r>
           </w:p>
         </w:tc>
@@ -2930,7 +2930,7 @@
                 <w:sz w:val="16"/>
                 <w:szCs w:val="16"/>
               </w:rPr>
-              <w:t xml:space="preserve">Índice Herfindahl (HHI)</w:t>
+              <w:t xml:space="preserve">{{?competencia.hhi}}Índice Herfindahl (HHI)</w:t>
             </w:r>
           </w:p>
         </w:tc>
@@ -2999,7 +2999,7 @@
                 <w:sz w:val="16"/>
                 <w:szCs w:val="16"/>
               </w:rPr>
-              <w:t xml:space="preserve">Número aproximado de empresas</w:t>
+              <w:t xml:space="preserve">{{?competencia.numero_empresas}}Número aproximado de empresas</w:t>
             </w:r>
           </w:p>
         </w:tc>
@@ -8787,6 +8787,7 @@
     <w:basedOn w:val="Normal"/>
     <w:next w:val="Normal"/>
     <w:pPr>
+      <w:keepNext/>
       <w:spacing w:after="160" w:before="0"/>
     </w:pPr>
     <w:rPr>
